--- a/Chapter_17_WAN_Technologies/Chapter_17_WAN_Technologies.docx
+++ b/Chapter_17_WAN_Technologies/Chapter_17_WAN_Technologies.docx
@@ -128,73 +128,142 @@
           <w:noProof/>
         </w:rPr>
       </w:pPr>
-    </w:p>
-    <w:p>
-      <w:pPr>
-        <w:rPr>
-          <w:noProof/>
-        </w:rPr>
-      </w:pPr>
-    </w:p>
-    <w:p>
-      <w:pPr>
-        <w:rPr>
-          <w:noProof/>
-        </w:rPr>
-      </w:pPr>
-    </w:p>
-    <w:p>
-      <w:pPr>
-        <w:rPr>
-          <w:noProof/>
-        </w:rPr>
-      </w:pPr>
-    </w:p>
-    <w:p>
-      <w:pPr>
-        <w:rPr>
-          <w:noProof/>
-        </w:rPr>
-      </w:pPr>
-    </w:p>
-    <w:p>
-      <w:pPr>
-        <w:rPr>
-          <w:noProof/>
-        </w:rPr>
-      </w:pPr>
-    </w:p>
-    <w:p>
-      <w:pPr>
-        <w:rPr>
-          <w:noProof/>
-        </w:rPr>
-      </w:pPr>
-    </w:p>
-    <w:p>
-      <w:pPr>
-        <w:rPr>
-          <w:noProof/>
-        </w:rPr>
-      </w:pPr>
-    </w:p>
-    <w:p>
-      <w:pPr>
-        <w:rPr>
-          <w:noProof/>
-        </w:rPr>
-      </w:pPr>
-    </w:p>
-    <w:p>
-      <w:pPr>
-        <w:rPr>
-          <w:noProof/>
-        </w:rPr>
-      </w:pPr>
-      <w:r>
-        <w:rPr>
-          <w:noProof/>
-        </w:rPr>
+      <w:r>
+        <w:rPr>
+          <w:noProof/>
+        </w:rPr>
+        <w:lastRenderedPageBreak/>
+        <w:drawing>
+          <wp:inline distT="0" distB="0" distL="0" distR="0" wp14:anchorId="47B61A4E" wp14:editId="41A74829">
+            <wp:extent cx="6657975" cy="3799840"/>
+            <wp:effectExtent l="0" t="0" r="9525" b="0"/>
+            <wp:docPr id="9" name="Picture 9"/>
+            <wp:cNvGraphicFramePr>
+              <a:graphicFrameLocks xmlns:a="http://schemas.openxmlformats.org/drawingml/2006/main" noChangeAspect="1"/>
+            </wp:cNvGraphicFramePr>
+            <a:graphic xmlns:a="http://schemas.openxmlformats.org/drawingml/2006/main">
+              <a:graphicData uri="http://schemas.openxmlformats.org/drawingml/2006/picture">
+                <pic:pic xmlns:pic="http://schemas.openxmlformats.org/drawingml/2006/picture">
+                  <pic:nvPicPr>
+                    <pic:cNvPr id="0" name="Picture 1"/>
+                    <pic:cNvPicPr>
+                      <a:picLocks noChangeAspect="1" noChangeArrowheads="1"/>
+                    </pic:cNvPicPr>
+                  </pic:nvPicPr>
+                  <pic:blipFill>
+                    <a:blip r:embed="rId8">
+                      <a:extLst>
+                        <a:ext uri="{28A0092B-C50C-407E-A947-70E740481C1C}">
+                          <a14:useLocalDpi xmlns:a14="http://schemas.microsoft.com/office/drawing/2010/main" val="0"/>
+                        </a:ext>
+                      </a:extLst>
+                    </a:blip>
+                    <a:srcRect/>
+                    <a:stretch>
+                      <a:fillRect/>
+                    </a:stretch>
+                  </pic:blipFill>
+                  <pic:spPr bwMode="auto">
+                    <a:xfrm>
+                      <a:off x="0" y="0"/>
+                      <a:ext cx="6657975" cy="3799840"/>
+                    </a:xfrm>
+                    <a:prstGeom prst="rect">
+                      <a:avLst/>
+                    </a:prstGeom>
+                    <a:noFill/>
+                    <a:ln>
+                      <a:noFill/>
+                    </a:ln>
+                  </pic:spPr>
+                </pic:pic>
+              </a:graphicData>
+            </a:graphic>
+          </wp:inline>
+        </w:drawing>
+      </w:r>
+    </w:p>
+    <w:p>
+      <w:pPr>
+        <w:rPr>
+          <w:noProof/>
+        </w:rPr>
+      </w:pPr>
+    </w:p>
+    <w:p>
+      <w:pPr>
+        <w:rPr>
+          <w:noProof/>
+        </w:rPr>
+      </w:pPr>
+    </w:p>
+    <w:p>
+      <w:pPr>
+        <w:rPr>
+          <w:noProof/>
+        </w:rPr>
+      </w:pPr>
+    </w:p>
+    <w:p>
+      <w:pPr>
+        <w:rPr>
+          <w:noProof/>
+        </w:rPr>
+      </w:pPr>
+    </w:p>
+    <w:p>
+      <w:pPr>
+        <w:rPr>
+          <w:noProof/>
+        </w:rPr>
+      </w:pPr>
+    </w:p>
+    <w:p>
+      <w:pPr>
+        <w:rPr>
+          <w:noProof/>
+        </w:rPr>
+      </w:pPr>
+    </w:p>
+    <w:p>
+      <w:pPr>
+        <w:rPr>
+          <w:noProof/>
+        </w:rPr>
+      </w:pPr>
+    </w:p>
+    <w:p>
+      <w:pPr>
+        <w:rPr>
+          <w:noProof/>
+        </w:rPr>
+      </w:pPr>
+    </w:p>
+    <w:p>
+      <w:pPr>
+        <w:rPr>
+          <w:noProof/>
+        </w:rPr>
+      </w:pPr>
+    </w:p>
+    <w:p>
+      <w:pPr>
+        <w:rPr>
+          <w:noProof/>
+        </w:rPr>
+      </w:pPr>
+    </w:p>
+    <w:p>
+      <w:pPr>
+        <w:rPr>
+          <w:noProof/>
+        </w:rPr>
+      </w:pPr>
+      <w:r>
+        <w:rPr>
+          <w:noProof/>
+        </w:rPr>
+        <w:lastRenderedPageBreak/>
         <w:drawing>
           <wp:inline distT="0" distB="0" distL="0" distR="0" wp14:anchorId="2DE5F273" wp14:editId="2BBD149F">
             <wp:extent cx="6661150" cy="2274570"/>
@@ -213,7 +282,7 @@
                     </pic:cNvPicPr>
                   </pic:nvPicPr>
                   <pic:blipFill>
-                    <a:blip r:embed="rId8">
+                    <a:blip r:embed="rId9">
                       <a:extLst>
                         <a:ext uri="{28A0092B-C50C-407E-A947-70E740481C1C}">
                           <a14:useLocalDpi xmlns:a14="http://schemas.microsoft.com/office/drawing/2010/main" val="0"/>
@@ -275,7 +344,7 @@
                     </pic:cNvPicPr>
                   </pic:nvPicPr>
                   <pic:blipFill>
-                    <a:blip r:embed="rId9">
+                    <a:blip r:embed="rId10">
                       <a:extLst>
                         <a:ext uri="{28A0092B-C50C-407E-A947-70E740481C1C}">
                           <a14:useLocalDpi xmlns:a14="http://schemas.microsoft.com/office/drawing/2010/main" val="0"/>
@@ -326,7 +395,6 @@
           <w:sz w:val="28"/>
           <w:szCs w:val="28"/>
         </w:rPr>
-        <w:lastRenderedPageBreak/>
         <w:t>Aut</w:t>
       </w:r>
       <w:r>
@@ -355,6 +423,7 @@
         <w:rPr>
           <w:noProof/>
         </w:rPr>
+        <w:lastRenderedPageBreak/>
         <w:drawing>
           <wp:inline distT="0" distB="0" distL="0" distR="0" wp14:anchorId="03EF0C64" wp14:editId="3B57D41B">
             <wp:extent cx="6661150" cy="2251710"/>
@@ -373,7 +442,7 @@
                     </pic:cNvPicPr>
                   </pic:nvPicPr>
                   <pic:blipFill>
-                    <a:blip r:embed="rId10">
+                    <a:blip r:embed="rId11">
                       <a:extLst>
                         <a:ext uri="{28A0092B-C50C-407E-A947-70E740481C1C}">
                           <a14:useLocalDpi xmlns:a14="http://schemas.microsoft.com/office/drawing/2010/main" val="0"/>
@@ -428,7 +497,7 @@
                     </pic:cNvPicPr>
                   </pic:nvPicPr>
                   <pic:blipFill>
-                    <a:blip r:embed="rId11">
+                    <a:blip r:embed="rId12">
                       <a:extLst>
                         <a:ext uri="{28A0092B-C50C-407E-A947-70E740481C1C}">
                           <a14:useLocalDpi xmlns:a14="http://schemas.microsoft.com/office/drawing/2010/main" val="0"/>
@@ -466,7 +535,7 @@
           <w:rStyle w:val="Hyperlink"/>
         </w:rPr>
       </w:pPr>
-      <w:hyperlink r:id="rId12" w:history="1">
+      <w:hyperlink r:id="rId13" w:history="1">
         <w:r>
           <w:rPr>
             <w:rStyle w:val="Hyperlink"/>
@@ -494,6 +563,7 @@
           <w:szCs w:val="28"/>
           <w:u w:val="none"/>
         </w:rPr>
+        <w:lastRenderedPageBreak/>
         <w:t>CAPWAP Tunnel</w:t>
       </w:r>
     </w:p>
@@ -520,7 +590,7 @@
                     </pic:cNvPicPr>
                   </pic:nvPicPr>
                   <pic:blipFill>
-                    <a:blip r:embed="rId13">
+                    <a:blip r:embed="rId14">
                       <a:extLst>
                         <a:ext uri="{28A0092B-C50C-407E-A947-70E740481C1C}">
                           <a14:useLocalDpi xmlns:a14="http://schemas.microsoft.com/office/drawing/2010/main" val="0"/>
@@ -575,7 +645,7 @@
                     </pic:cNvPicPr>
                   </pic:nvPicPr>
                   <pic:blipFill>
-                    <a:blip r:embed="rId14">
+                    <a:blip r:embed="rId15">
                       <a:extLst>
                         <a:ext uri="{28A0092B-C50C-407E-A947-70E740481C1C}">
                           <a14:useLocalDpi xmlns:a14="http://schemas.microsoft.com/office/drawing/2010/main" val="0"/>
@@ -673,6 +743,20 @@
     <w:p>
       <w:pPr>
         <w:rPr>
+          <w:noProof/>
+        </w:rPr>
+      </w:pPr>
+    </w:p>
+    <w:p>
+      <w:pPr>
+        <w:rPr>
+          <w:noProof/>
+        </w:rPr>
+      </w:pPr>
+    </w:p>
+    <w:p>
+      <w:pPr>
+        <w:rPr>
           <w:b/>
           <w:bCs/>
           <w:noProof/>
@@ -735,7 +819,7 @@
                     </pic:cNvPicPr>
                   </pic:nvPicPr>
                   <pic:blipFill>
-                    <a:blip r:embed="rId15">
+                    <a:blip r:embed="rId16">
                       <a:extLst>
                         <a:ext uri="{28A0092B-C50C-407E-A947-70E740481C1C}">
                           <a14:useLocalDpi xmlns:a14="http://schemas.microsoft.com/office/drawing/2010/main" val="0"/>
@@ -801,7 +885,7 @@
                     </pic:cNvPicPr>
                   </pic:nvPicPr>
                   <pic:blipFill>
-                    <a:blip r:embed="rId16">
+                    <a:blip r:embed="rId17">
                       <a:extLst>
                         <a:ext uri="{28A0092B-C50C-407E-A947-70E740481C1C}">
                           <a14:useLocalDpi xmlns:a14="http://schemas.microsoft.com/office/drawing/2010/main" val="0"/>
@@ -857,7 +941,7 @@
                     </pic:cNvPicPr>
                   </pic:nvPicPr>
                   <pic:blipFill>
-                    <a:blip r:embed="rId17">
+                    <a:blip r:embed="rId18">
                       <a:extLst>
                         <a:ext uri="{28A0092B-C50C-407E-A947-70E740481C1C}">
                           <a14:useLocalDpi xmlns:a14="http://schemas.microsoft.com/office/drawing/2010/main" val="0"/>
@@ -932,7 +1016,7 @@
                     </pic:cNvPicPr>
                   </pic:nvPicPr>
                   <pic:blipFill>
-                    <a:blip r:embed="rId18">
+                    <a:blip r:embed="rId19">
                       <a:extLst>
                         <a:ext uri="{28A0092B-C50C-407E-A947-70E740481C1C}">
                           <a14:useLocalDpi xmlns:a14="http://schemas.microsoft.com/office/drawing/2010/main" val="0"/>
@@ -965,7 +1049,7 @@
       </w:r>
     </w:p>
     <w:sectPr>
-      <w:headerReference w:type="default" r:id="rId19"/>
+      <w:headerReference w:type="default" r:id="rId20"/>
       <w:pgSz w:w="11906" w:h="16838"/>
       <w:pgMar w:top="1440" w:right="707" w:bottom="1440" w:left="709" w:header="708" w:footer="708" w:gutter="0"/>
       <w:cols w:space="708"/>

--- a/Chapter_17_WAN_Technologies/Chapter_17_WAN_Technologies.docx
+++ b/Chapter_17_WAN_Technologies/Chapter_17_WAN_Technologies.docx
@@ -377,24 +377,26 @@
       </w:r>
     </w:p>
     <w:p/>
-    <w:p>
-      <w:pPr>
-        <w:rPr>
-          <w:b/>
-          <w:bCs/>
-          <w:noProof/>
-          <w:sz w:val="28"/>
-          <w:szCs w:val="28"/>
-        </w:rPr>
-      </w:pPr>
-      <w:r>
-        <w:rPr>
-          <w:b/>
-          <w:bCs/>
-          <w:noProof/>
-          <w:sz w:val="28"/>
-          <w:szCs w:val="28"/>
-        </w:rPr>
+    <w:p/>
+    <w:p>
+      <w:pPr>
+        <w:rPr>
+          <w:b/>
+          <w:bCs/>
+          <w:noProof/>
+          <w:sz w:val="28"/>
+          <w:szCs w:val="28"/>
+        </w:rPr>
+      </w:pPr>
+      <w:r>
+        <w:rPr>
+          <w:b/>
+          <w:bCs/>
+          <w:noProof/>
+          <w:sz w:val="28"/>
+          <w:szCs w:val="28"/>
+        </w:rPr>
+        <w:lastRenderedPageBreak/>
         <w:t>Aut</w:t>
       </w:r>
       <w:r>
@@ -423,11 +425,10 @@
         <w:rPr>
           <w:noProof/>
         </w:rPr>
-        <w:lastRenderedPageBreak/>
         <w:drawing>
-          <wp:inline distT="0" distB="0" distL="0" distR="0" wp14:anchorId="03EF0C64" wp14:editId="3B57D41B">
-            <wp:extent cx="6661150" cy="2251710"/>
-            <wp:effectExtent l="0" t="0" r="6350" b="0"/>
+          <wp:inline distT="0" distB="0" distL="0" distR="0" wp14:anchorId="03EF0C64" wp14:editId="29DF71C5">
+            <wp:extent cx="6268278" cy="2118905"/>
+            <wp:effectExtent l="0" t="0" r="0" b="0"/>
             <wp:docPr id="3" name="Picture 3"/>
             <wp:cNvGraphicFramePr>
               <a:graphicFrameLocks xmlns:a="http://schemas.openxmlformats.org/drawingml/2006/main" noChangeAspect="1"/>
@@ -457,7 +458,7 @@
                   <pic:spPr bwMode="auto">
                     <a:xfrm>
                       <a:off x="0" y="0"/>
-                      <a:ext cx="6661150" cy="2251710"/>
+                      <a:ext cx="6271225" cy="2119901"/>
                     </a:xfrm>
                     <a:prstGeom prst="rect">
                       <a:avLst/>
@@ -547,14 +548,6 @@
     <w:p>
       <w:pPr>
         <w:rPr>
-          <w:b/>
-          <w:bCs/>
-          <w:sz w:val="28"/>
-          <w:szCs w:val="28"/>
-        </w:rPr>
-      </w:pPr>
-      <w:r>
-        <w:rPr>
           <w:rStyle w:val="Hyperlink"/>
           <w:b/>
           <w:bCs/>
@@ -563,7 +556,118 @@
           <w:szCs w:val="28"/>
           <w:u w:val="none"/>
         </w:rPr>
+      </w:pPr>
+      <w:r>
+        <w:rPr>
+          <w:rStyle w:val="Hyperlink"/>
+          <w:b/>
+          <w:bCs/>
+          <w:color w:val="auto"/>
+          <w:sz w:val="28"/>
+          <w:szCs w:val="28"/>
+          <w:u w:val="none"/>
+        </w:rPr>
         <w:lastRenderedPageBreak/>
+        <w:t xml:space="preserve">How AP are added to </w:t>
+      </w:r>
+      <w:r>
+        <w:rPr>
+          <w:rStyle w:val="Hyperlink"/>
+          <w:b/>
+          <w:bCs/>
+          <w:color w:val="auto"/>
+          <w:sz w:val="28"/>
+          <w:szCs w:val="28"/>
+          <w:u w:val="none"/>
+        </w:rPr>
+        <w:t>AC?</w:t>
+      </w:r>
+    </w:p>
+    <w:p>
+      <w:pPr>
+        <w:rPr>
+          <w:rStyle w:val="Hyperlink"/>
+          <w:b/>
+          <w:bCs/>
+          <w:color w:val="auto"/>
+          <w:sz w:val="28"/>
+          <w:szCs w:val="28"/>
+          <w:u w:val="none"/>
+        </w:rPr>
+      </w:pPr>
+      <w:r>
+        <w:rPr>
+          <w:noProof/>
+        </w:rPr>
+        <w:drawing>
+          <wp:inline distT="0" distB="0" distL="0" distR="0" wp14:anchorId="75C96F78" wp14:editId="2118004D">
+            <wp:extent cx="5532783" cy="3228951"/>
+            <wp:effectExtent l="0" t="0" r="0" b="0"/>
+            <wp:docPr id="15" name="Picture 15"/>
+            <wp:cNvGraphicFramePr>
+              <a:graphicFrameLocks xmlns:a="http://schemas.openxmlformats.org/drawingml/2006/main" noChangeAspect="1"/>
+            </wp:cNvGraphicFramePr>
+            <a:graphic xmlns:a="http://schemas.openxmlformats.org/drawingml/2006/main">
+              <a:graphicData uri="http://schemas.openxmlformats.org/drawingml/2006/picture">
+                <pic:pic xmlns:pic="http://schemas.openxmlformats.org/drawingml/2006/picture">
+                  <pic:nvPicPr>
+                    <pic:cNvPr id="0" name="Picture 3"/>
+                    <pic:cNvPicPr>
+                      <a:picLocks noChangeAspect="1" noChangeArrowheads="1"/>
+                    </pic:cNvPicPr>
+                  </pic:nvPicPr>
+                  <pic:blipFill>
+                    <a:blip r:embed="rId14">
+                      <a:extLst>
+                        <a:ext uri="{28A0092B-C50C-407E-A947-70E740481C1C}">
+                          <a14:useLocalDpi xmlns:a14="http://schemas.microsoft.com/office/drawing/2010/main" val="0"/>
+                        </a:ext>
+                      </a:extLst>
+                    </a:blip>
+                    <a:srcRect/>
+                    <a:stretch>
+                      <a:fillRect/>
+                    </a:stretch>
+                  </pic:blipFill>
+                  <pic:spPr bwMode="auto">
+                    <a:xfrm>
+                      <a:off x="0" y="0"/>
+                      <a:ext cx="5535856" cy="3230744"/>
+                    </a:xfrm>
+                    <a:prstGeom prst="rect">
+                      <a:avLst/>
+                    </a:prstGeom>
+                    <a:noFill/>
+                    <a:ln>
+                      <a:noFill/>
+                    </a:ln>
+                  </pic:spPr>
+                </pic:pic>
+              </a:graphicData>
+            </a:graphic>
+          </wp:inline>
+        </w:drawing>
+      </w:r>
+    </w:p>
+    <w:p>
+      <w:pPr>
+        <w:rPr>
+          <w:b/>
+          <w:bCs/>
+          <w:sz w:val="28"/>
+          <w:szCs w:val="28"/>
+        </w:rPr>
+      </w:pPr>
+      <w:r>
+        <w:rPr>
+          <w:rStyle w:val="Hyperlink"/>
+          <w:b/>
+          <w:bCs/>
+          <w:color w:val="auto"/>
+          <w:sz w:val="28"/>
+          <w:szCs w:val="28"/>
+          <w:u w:val="none"/>
+        </w:rPr>
         <w:t>CAPWAP Tunnel</w:t>
       </w:r>
     </w:p>
@@ -590,7 +694,7 @@
                     </pic:cNvPicPr>
                   </pic:nvPicPr>
                   <pic:blipFill>
-                    <a:blip r:embed="rId14">
+                    <a:blip r:embed="rId15">
                       <a:extLst>
                         <a:ext uri="{28A0092B-C50C-407E-A947-70E740481C1C}">
                           <a14:useLocalDpi xmlns:a14="http://schemas.microsoft.com/office/drawing/2010/main" val="0"/>
@@ -627,10 +731,11 @@
         <w:rPr>
           <w:noProof/>
         </w:rPr>
+        <w:lastRenderedPageBreak/>
         <w:drawing>
-          <wp:inline distT="0" distB="0" distL="0" distR="0" wp14:anchorId="0E2E6426" wp14:editId="7B25A176">
-            <wp:extent cx="6587526" cy="2010168"/>
-            <wp:effectExtent l="0" t="0" r="3810" b="9525"/>
+          <wp:inline distT="0" distB="0" distL="0" distR="0" wp14:anchorId="0E2E6426" wp14:editId="639B6A0B">
+            <wp:extent cx="6451823" cy="1968759"/>
+            <wp:effectExtent l="0" t="0" r="6350" b="0"/>
             <wp:docPr id="8" name="Picture 8"/>
             <wp:cNvGraphicFramePr>
               <a:graphicFrameLocks xmlns:a="http://schemas.openxmlformats.org/drawingml/2006/main" noChangeAspect="1"/>
@@ -640,180 +745,6 @@
                 <pic:pic xmlns:pic="http://schemas.openxmlformats.org/drawingml/2006/picture">
                   <pic:nvPicPr>
                     <pic:cNvPr id="0" name="Picture 1"/>
-                    <pic:cNvPicPr>
-                      <a:picLocks noChangeAspect="1" noChangeArrowheads="1"/>
-                    </pic:cNvPicPr>
-                  </pic:nvPicPr>
-                  <pic:blipFill>
-                    <a:blip r:embed="rId15">
-                      <a:extLst>
-                        <a:ext uri="{28A0092B-C50C-407E-A947-70E740481C1C}">
-                          <a14:useLocalDpi xmlns:a14="http://schemas.microsoft.com/office/drawing/2010/main" val="0"/>
-                        </a:ext>
-                      </a:extLst>
-                    </a:blip>
-                    <a:srcRect/>
-                    <a:stretch>
-                      <a:fillRect/>
-                    </a:stretch>
-                  </pic:blipFill>
-                  <pic:spPr bwMode="auto">
-                    <a:xfrm>
-                      <a:off x="0" y="0"/>
-                      <a:ext cx="6619163" cy="2019822"/>
-                    </a:xfrm>
-                    <a:prstGeom prst="rect">
-                      <a:avLst/>
-                    </a:prstGeom>
-                    <a:noFill/>
-                    <a:ln>
-                      <a:noFill/>
-                    </a:ln>
-                  </pic:spPr>
-                </pic:pic>
-              </a:graphicData>
-            </a:graphic>
-          </wp:inline>
-        </w:drawing>
-      </w:r>
-    </w:p>
-    <w:p>
-      <w:pPr>
-        <w:rPr>
-          <w:noProof/>
-        </w:rPr>
-      </w:pPr>
-    </w:p>
-    <w:p>
-      <w:pPr>
-        <w:rPr>
-          <w:noProof/>
-        </w:rPr>
-      </w:pPr>
-    </w:p>
-    <w:p>
-      <w:pPr>
-        <w:rPr>
-          <w:noProof/>
-        </w:rPr>
-      </w:pPr>
-    </w:p>
-    <w:p>
-      <w:pPr>
-        <w:rPr>
-          <w:noProof/>
-        </w:rPr>
-      </w:pPr>
-    </w:p>
-    <w:p>
-      <w:pPr>
-        <w:rPr>
-          <w:noProof/>
-        </w:rPr>
-      </w:pPr>
-    </w:p>
-    <w:p>
-      <w:pPr>
-        <w:rPr>
-          <w:noProof/>
-        </w:rPr>
-      </w:pPr>
-    </w:p>
-    <w:p>
-      <w:pPr>
-        <w:rPr>
-          <w:noProof/>
-        </w:rPr>
-      </w:pPr>
-    </w:p>
-    <w:p>
-      <w:pPr>
-        <w:rPr>
-          <w:noProof/>
-        </w:rPr>
-      </w:pPr>
-    </w:p>
-    <w:p>
-      <w:pPr>
-        <w:rPr>
-          <w:noProof/>
-        </w:rPr>
-      </w:pPr>
-    </w:p>
-    <w:p>
-      <w:pPr>
-        <w:rPr>
-          <w:noProof/>
-        </w:rPr>
-      </w:pPr>
-    </w:p>
-    <w:p>
-      <w:pPr>
-        <w:rPr>
-          <w:noProof/>
-        </w:rPr>
-      </w:pPr>
-    </w:p>
-    <w:p>
-      <w:pPr>
-        <w:rPr>
-          <w:b/>
-          <w:bCs/>
-          <w:noProof/>
-          <w:sz w:val="28"/>
-          <w:szCs w:val="28"/>
-        </w:rPr>
-      </w:pPr>
-      <w:r>
-        <w:rPr>
-          <w:b/>
-          <w:bCs/>
-          <w:noProof/>
-          <w:sz w:val="28"/>
-          <w:szCs w:val="28"/>
-        </w:rPr>
-        <w:lastRenderedPageBreak/>
-        <w:t>How software is up</w:t>
-      </w:r>
-      <w:r>
-        <w:rPr>
-          <w:b/>
-          <w:bCs/>
-          <w:noProof/>
-          <w:sz w:val="28"/>
-          <w:szCs w:val="28"/>
-        </w:rPr>
-        <w:t>graded</w:t>
-      </w:r>
-      <w:r>
-        <w:rPr>
-          <w:b/>
-          <w:bCs/>
-          <w:noProof/>
-          <w:sz w:val="28"/>
-          <w:szCs w:val="28"/>
-        </w:rPr>
-        <w:t xml:space="preserve"> in AP.</w:t>
-      </w:r>
-    </w:p>
-    <w:p>
-      <w:r>
-        <w:rPr>
-          <w:noProof/>
-        </w:rPr>
-        <w:drawing>
-          <wp:inline distT="0" distB="0" distL="0" distR="0" wp14:anchorId="53924EB3" wp14:editId="20C3A5FA">
-            <wp:extent cx="5619565" cy="3277989"/>
-            <wp:effectExtent l="0" t="0" r="635" b="0"/>
-            <wp:docPr id="10" name="Picture 10"/>
-            <wp:cNvGraphicFramePr>
-              <a:graphicFrameLocks xmlns:a="http://schemas.openxmlformats.org/drawingml/2006/main" noChangeAspect="1"/>
-            </wp:cNvGraphicFramePr>
-            <a:graphic xmlns:a="http://schemas.openxmlformats.org/drawingml/2006/main">
-              <a:graphicData uri="http://schemas.openxmlformats.org/drawingml/2006/picture">
-                <pic:pic xmlns:pic="http://schemas.openxmlformats.org/drawingml/2006/picture">
-                  <pic:nvPicPr>
-                    <pic:cNvPr id="0" name="Picture 8"/>
                     <pic:cNvPicPr>
                       <a:picLocks noChangeAspect="1" noChangeArrowheads="1"/>
                     </pic:cNvPicPr>
@@ -834,7 +765,7 @@
                   <pic:spPr bwMode="auto">
                     <a:xfrm>
                       <a:off x="0" y="0"/>
-                      <a:ext cx="5627875" cy="3282836"/>
+                      <a:ext cx="6497302" cy="1982637"/>
                     </a:xfrm>
                     <a:prstGeom prst="rect">
                       <a:avLst/>
@@ -852,14 +783,44 @@
       </w:r>
     </w:p>
     <w:p>
-      <w:r>
-        <w:rPr>
-          <w:b/>
-          <w:bCs/>
-          <w:sz w:val="28"/>
-          <w:szCs w:val="28"/>
-        </w:rPr>
-        <w:t>How AP discover AC</w:t>
+      <w:pPr>
+        <w:rPr>
+          <w:b/>
+          <w:bCs/>
+          <w:noProof/>
+          <w:sz w:val="28"/>
+          <w:szCs w:val="28"/>
+        </w:rPr>
+      </w:pPr>
+      <w:r>
+        <w:rPr>
+          <w:b/>
+          <w:bCs/>
+          <w:noProof/>
+          <w:sz w:val="28"/>
+          <w:szCs w:val="28"/>
+        </w:rPr>
+        <w:t>How software is up</w:t>
+      </w:r>
+      <w:r>
+        <w:rPr>
+          <w:b/>
+          <w:bCs/>
+          <w:noProof/>
+          <w:sz w:val="28"/>
+          <w:szCs w:val="28"/>
+        </w:rPr>
+        <w:t>graded</w:t>
+      </w:r>
+      <w:r>
+        <w:rPr>
+          <w:b/>
+          <w:bCs/>
+          <w:noProof/>
+          <w:sz w:val="28"/>
+          <w:szCs w:val="28"/>
+        </w:rPr>
+        <w:t xml:space="preserve"> in AP.</w:t>
       </w:r>
     </w:p>
     <w:p>
@@ -868,10 +829,10 @@
           <w:noProof/>
         </w:rPr>
         <w:drawing>
-          <wp:inline distT="0" distB="0" distL="0" distR="0" wp14:anchorId="14450C8C" wp14:editId="46132B7A">
-            <wp:extent cx="5463340" cy="4483223"/>
-            <wp:effectExtent l="0" t="0" r="4445" b="0"/>
-            <wp:docPr id="11" name="Picture 11"/>
+          <wp:inline distT="0" distB="0" distL="0" distR="0" wp14:anchorId="53924EB3" wp14:editId="7BDD77CF">
+            <wp:extent cx="6446298" cy="3760236"/>
+            <wp:effectExtent l="0" t="0" r="0" b="0"/>
+            <wp:docPr id="10" name="Picture 10"/>
             <wp:cNvGraphicFramePr>
               <a:graphicFrameLocks xmlns:a="http://schemas.openxmlformats.org/drawingml/2006/main" noChangeAspect="1"/>
             </wp:cNvGraphicFramePr>
@@ -879,7 +840,7 @@
               <a:graphicData uri="http://schemas.openxmlformats.org/drawingml/2006/picture">
                 <pic:pic xmlns:pic="http://schemas.openxmlformats.org/drawingml/2006/picture">
                   <pic:nvPicPr>
-                    <pic:cNvPr id="0" name="Picture 10"/>
+                    <pic:cNvPr id="0" name="Picture 8"/>
                     <pic:cNvPicPr>
                       <a:picLocks noChangeAspect="1" noChangeArrowheads="1"/>
                     </pic:cNvPicPr>
@@ -900,7 +861,7 @@
                   <pic:spPr bwMode="auto">
                     <a:xfrm>
                       <a:off x="0" y="0"/>
-                      <a:ext cx="5472058" cy="4490377"/>
+                      <a:ext cx="6464074" cy="3770605"/>
                     </a:xfrm>
                     <a:prstGeom prst="rect">
                       <a:avLst/>
@@ -918,16 +879,107 @@
       </w:r>
     </w:p>
     <w:p>
-      <w:r>
-        <w:rPr>
-          <w:noProof/>
+      <w:pPr>
+        <w:rPr>
+          <w:b/>
+          <w:bCs/>
+          <w:sz w:val="28"/>
+          <w:szCs w:val="28"/>
+        </w:rPr>
+      </w:pPr>
+    </w:p>
+    <w:p>
+      <w:pPr>
+        <w:rPr>
+          <w:b/>
+          <w:bCs/>
+          <w:sz w:val="28"/>
+          <w:szCs w:val="28"/>
+        </w:rPr>
+      </w:pPr>
+    </w:p>
+    <w:p>
+      <w:pPr>
+        <w:rPr>
+          <w:b/>
+          <w:bCs/>
+          <w:sz w:val="28"/>
+          <w:szCs w:val="28"/>
+        </w:rPr>
+      </w:pPr>
+    </w:p>
+    <w:p>
+      <w:pPr>
+        <w:rPr>
+          <w:b/>
+          <w:bCs/>
+          <w:sz w:val="28"/>
+          <w:szCs w:val="28"/>
+        </w:rPr>
+      </w:pPr>
+    </w:p>
+    <w:p>
+      <w:pPr>
+        <w:rPr>
+          <w:b/>
+          <w:bCs/>
+          <w:sz w:val="28"/>
+          <w:szCs w:val="28"/>
+        </w:rPr>
+      </w:pPr>
+    </w:p>
+    <w:p>
+      <w:pPr>
+        <w:rPr>
+          <w:b/>
+          <w:bCs/>
+          <w:sz w:val="28"/>
+          <w:szCs w:val="28"/>
+        </w:rPr>
+      </w:pPr>
+    </w:p>
+    <w:p>
+      <w:pPr>
+        <w:rPr>
+          <w:b/>
+          <w:bCs/>
+          <w:sz w:val="28"/>
+          <w:szCs w:val="28"/>
+        </w:rPr>
+      </w:pPr>
+    </w:p>
+    <w:p>
+      <w:pPr>
+        <w:rPr>
+          <w:b/>
+          <w:bCs/>
+          <w:sz w:val="28"/>
+          <w:szCs w:val="28"/>
+        </w:rPr>
+      </w:pPr>
+    </w:p>
+    <w:p>
+      <w:r>
+        <w:rPr>
+          <w:b/>
+          <w:bCs/>
+          <w:sz w:val="28"/>
+          <w:szCs w:val="28"/>
         </w:rPr>
         <w:lastRenderedPageBreak/>
+        <w:t>How AP discover AC</w:t>
+      </w:r>
+    </w:p>
+    <w:p>
+      <w:r>
+        <w:rPr>
+          <w:noProof/>
+        </w:rPr>
         <w:drawing>
-          <wp:inline distT="0" distB="0" distL="0" distR="0" wp14:anchorId="4D0F23FE" wp14:editId="1098E4C1">
-            <wp:extent cx="5575994" cy="4278385"/>
-            <wp:effectExtent l="0" t="0" r="5715" b="8255"/>
-            <wp:docPr id="12" name="Picture 12"/>
+          <wp:inline distT="0" distB="0" distL="0" distR="0" wp14:anchorId="14450C8C" wp14:editId="522D089C">
+            <wp:extent cx="5355315" cy="4394579"/>
+            <wp:effectExtent l="0" t="0" r="0" b="6350"/>
+            <wp:docPr id="11" name="Picture 11"/>
             <wp:cNvGraphicFramePr>
               <a:graphicFrameLocks xmlns:a="http://schemas.openxmlformats.org/drawingml/2006/main" noChangeAspect="1"/>
             </wp:cNvGraphicFramePr>
@@ -935,7 +987,7 @@
               <a:graphicData uri="http://schemas.openxmlformats.org/drawingml/2006/picture">
                 <pic:pic xmlns:pic="http://schemas.openxmlformats.org/drawingml/2006/picture">
                   <pic:nvPicPr>
-                    <pic:cNvPr id="0" name="Picture 11"/>
+                    <pic:cNvPr id="0" name="Picture 10"/>
                     <pic:cNvPicPr>
                       <a:picLocks noChangeAspect="1" noChangeArrowheads="1"/>
                     </pic:cNvPicPr>
@@ -956,7 +1008,7 @@
                   <pic:spPr bwMode="auto">
                     <a:xfrm>
                       <a:off x="0" y="0"/>
-                      <a:ext cx="5580806" cy="4282077"/>
+                      <a:ext cx="5369854" cy="4406510"/>
                     </a:xfrm>
                     <a:prstGeom prst="rect">
                       <a:avLst/>
@@ -973,23 +1025,78 @@
         </w:drawing>
       </w:r>
     </w:p>
-    <w:p/>
-    <w:p>
-      <w:pPr>
-        <w:rPr>
-          <w:b/>
-          <w:bCs/>
-          <w:sz w:val="28"/>
-          <w:szCs w:val="28"/>
-        </w:rPr>
-      </w:pPr>
-      <w:r>
-        <w:rPr>
-          <w:b/>
-          <w:bCs/>
-          <w:sz w:val="28"/>
-          <w:szCs w:val="28"/>
-        </w:rPr>
+    <w:p>
+      <w:r>
+        <w:rPr>
+          <w:noProof/>
+        </w:rPr>
+        <w:drawing>
+          <wp:inline distT="0" distB="0" distL="0" distR="0" wp14:anchorId="4D0F23FE" wp14:editId="43166B60">
+            <wp:extent cx="5166880" cy="3964476"/>
+            <wp:effectExtent l="0" t="0" r="0" b="0"/>
+            <wp:docPr id="12" name="Picture 12"/>
+            <wp:cNvGraphicFramePr>
+              <a:graphicFrameLocks xmlns:a="http://schemas.openxmlformats.org/drawingml/2006/main" noChangeAspect="1"/>
+            </wp:cNvGraphicFramePr>
+            <a:graphic xmlns:a="http://schemas.openxmlformats.org/drawingml/2006/main">
+              <a:graphicData uri="http://schemas.openxmlformats.org/drawingml/2006/picture">
+                <pic:pic xmlns:pic="http://schemas.openxmlformats.org/drawingml/2006/picture">
+                  <pic:nvPicPr>
+                    <pic:cNvPr id="0" name="Picture 11"/>
+                    <pic:cNvPicPr>
+                      <a:picLocks noChangeAspect="1" noChangeArrowheads="1"/>
+                    </pic:cNvPicPr>
+                  </pic:nvPicPr>
+                  <pic:blipFill>
+                    <a:blip r:embed="rId19">
+                      <a:extLst>
+                        <a:ext uri="{28A0092B-C50C-407E-A947-70E740481C1C}">
+                          <a14:useLocalDpi xmlns:a14="http://schemas.microsoft.com/office/drawing/2010/main" val="0"/>
+                        </a:ext>
+                      </a:extLst>
+                    </a:blip>
+                    <a:srcRect/>
+                    <a:stretch>
+                      <a:fillRect/>
+                    </a:stretch>
+                  </pic:blipFill>
+                  <pic:spPr bwMode="auto">
+                    <a:xfrm>
+                      <a:off x="0" y="0"/>
+                      <a:ext cx="5173561" cy="3969602"/>
+                    </a:xfrm>
+                    <a:prstGeom prst="rect">
+                      <a:avLst/>
+                    </a:prstGeom>
+                    <a:noFill/>
+                    <a:ln>
+                      <a:noFill/>
+                    </a:ln>
+                  </pic:spPr>
+                </pic:pic>
+              </a:graphicData>
+            </a:graphic>
+          </wp:inline>
+        </w:drawing>
+      </w:r>
+    </w:p>
+    <w:p>
+      <w:pPr>
+        <w:rPr>
+          <w:b/>
+          <w:bCs/>
+          <w:sz w:val="28"/>
+          <w:szCs w:val="28"/>
+        </w:rPr>
+      </w:pPr>
+      <w:r>
+        <w:rPr>
+          <w:b/>
+          <w:bCs/>
+          <w:sz w:val="28"/>
+          <w:szCs w:val="28"/>
+        </w:rPr>
+        <w:lastRenderedPageBreak/>
         <w:t xml:space="preserve">How STA scan for AP </w:t>
       </w:r>
     </w:p>
@@ -1016,7 +1123,7 @@
                     </pic:cNvPicPr>
                   </pic:nvPicPr>
                   <pic:blipFill>
-                    <a:blip r:embed="rId19">
+                    <a:blip r:embed="rId20">
                       <a:extLst>
                         <a:ext uri="{28A0092B-C50C-407E-A947-70E740481C1C}">
                           <a14:useLocalDpi xmlns:a14="http://schemas.microsoft.com/office/drawing/2010/main" val="0"/>
@@ -1048,8 +1155,108 @@
         </w:drawing>
       </w:r>
     </w:p>
+    <w:p>
+      <w:pPr>
+        <w:rPr>
+          <w:b/>
+          <w:bCs/>
+          <w:sz w:val="28"/>
+          <w:szCs w:val="28"/>
+        </w:rPr>
+      </w:pPr>
+      <w:r>
+        <w:rPr>
+          <w:b/>
+          <w:bCs/>
+          <w:sz w:val="28"/>
+          <w:szCs w:val="28"/>
+        </w:rPr>
+        <w:t xml:space="preserve">How users are authenticated </w:t>
+      </w:r>
+      <w:r>
+        <w:rPr>
+          <w:b/>
+          <w:bCs/>
+          <w:sz w:val="28"/>
+          <w:szCs w:val="28"/>
+        </w:rPr>
+        <w:t>to use the network of the AP</w:t>
+      </w:r>
+      <w:r>
+        <w:rPr>
+          <w:b/>
+          <w:bCs/>
+          <w:sz w:val="28"/>
+          <w:szCs w:val="28"/>
+        </w:rPr>
+        <w:t>?</w:t>
+      </w:r>
+    </w:p>
+    <w:p>
+      <w:pPr>
+        <w:rPr>
+          <w:b/>
+          <w:bCs/>
+          <w:sz w:val="28"/>
+          <w:szCs w:val="28"/>
+        </w:rPr>
+      </w:pPr>
+      <w:r>
+        <w:rPr>
+          <w:noProof/>
+        </w:rPr>
+        <w:drawing>
+          <wp:inline distT="0" distB="0" distL="0" distR="0" wp14:anchorId="7B7B496A" wp14:editId="66EE0293">
+            <wp:extent cx="6188765" cy="2427869"/>
+            <wp:effectExtent l="0" t="0" r="2540" b="0"/>
+            <wp:docPr id="14" name="Picture 14"/>
+            <wp:cNvGraphicFramePr>
+              <a:graphicFrameLocks xmlns:a="http://schemas.openxmlformats.org/drawingml/2006/main" noChangeAspect="1"/>
+            </wp:cNvGraphicFramePr>
+            <a:graphic xmlns:a="http://schemas.openxmlformats.org/drawingml/2006/main">
+              <a:graphicData uri="http://schemas.openxmlformats.org/drawingml/2006/picture">
+                <pic:pic xmlns:pic="http://schemas.openxmlformats.org/drawingml/2006/picture">
+                  <pic:nvPicPr>
+                    <pic:cNvPr id="0" name="Picture 1"/>
+                    <pic:cNvPicPr>
+                      <a:picLocks noChangeAspect="1" noChangeArrowheads="1"/>
+                    </pic:cNvPicPr>
+                  </pic:nvPicPr>
+                  <pic:blipFill>
+                    <a:blip r:embed="rId21">
+                      <a:extLst>
+                        <a:ext uri="{28A0092B-C50C-407E-A947-70E740481C1C}">
+                          <a14:useLocalDpi xmlns:a14="http://schemas.microsoft.com/office/drawing/2010/main" val="0"/>
+                        </a:ext>
+                      </a:extLst>
+                    </a:blip>
+                    <a:srcRect/>
+                    <a:stretch>
+                      <a:fillRect/>
+                    </a:stretch>
+                  </pic:blipFill>
+                  <pic:spPr bwMode="auto">
+                    <a:xfrm>
+                      <a:off x="0" y="0"/>
+                      <a:ext cx="6215166" cy="2438226"/>
+                    </a:xfrm>
+                    <a:prstGeom prst="rect">
+                      <a:avLst/>
+                    </a:prstGeom>
+                    <a:noFill/>
+                    <a:ln>
+                      <a:noFill/>
+                    </a:ln>
+                  </pic:spPr>
+                </pic:pic>
+              </a:graphicData>
+            </a:graphic>
+          </wp:inline>
+        </w:drawing>
+      </w:r>
+    </w:p>
     <w:sectPr>
-      <w:headerReference w:type="default" r:id="rId20"/>
+      <w:headerReference w:type="default" r:id="rId22"/>
       <w:pgSz w:w="11906" w:h="16838"/>
       <w:pgMar w:top="1440" w:right="707" w:bottom="1440" w:left="709" w:header="708" w:footer="708" w:gutter="0"/>
       <w:cols w:space="708"/>

--- a/Chapter_17_WAN_Technologies/Chapter_17_WAN_Technologies.docx
+++ b/Chapter_17_WAN_Technologies/Chapter_17_WAN_Technologies.docx
@@ -1255,8 +1255,313 @@
         </w:drawing>
       </w:r>
     </w:p>
+    <w:p>
+      <w:pPr>
+        <w:rPr>
+          <w:b/>
+          <w:bCs/>
+          <w:sz w:val="28"/>
+          <w:szCs w:val="28"/>
+        </w:rPr>
+      </w:pPr>
+      <w:r>
+        <w:rPr>
+          <w:noProof/>
+        </w:rPr>
+        <w:lastRenderedPageBreak/>
+        <mc:AlternateContent>
+          <mc:Choice Requires="wps">
+            <w:drawing>
+              <wp:anchor distT="0" distB="0" distL="114300" distR="114300" simplePos="0" relativeHeight="251659264" behindDoc="0" locked="0" layoutInCell="1" allowOverlap="1" wp14:anchorId="39157AE5" wp14:editId="7F202779">
+                <wp:simplePos x="0" y="0"/>
+                <wp:positionH relativeFrom="column">
+                  <wp:posOffset>120153</wp:posOffset>
+                </wp:positionH>
+                <wp:positionV relativeFrom="paragraph">
+                  <wp:posOffset>2648139</wp:posOffset>
+                </wp:positionV>
+                <wp:extent cx="6351006" cy="597528"/>
+                <wp:effectExtent l="0" t="0" r="12065" b="12700"/>
+                <wp:wrapNone/>
+                <wp:docPr id="18" name="Rectangle 18"/>
+                <wp:cNvGraphicFramePr/>
+                <a:graphic xmlns:a="http://schemas.openxmlformats.org/drawingml/2006/main">
+                  <a:graphicData uri="http://schemas.microsoft.com/office/word/2010/wordprocessingShape">
+                    <wps:wsp>
+                      <wps:cNvSpPr/>
+                      <wps:spPr>
+                        <a:xfrm>
+                          <a:off x="0" y="0"/>
+                          <a:ext cx="6351006" cy="597528"/>
+                        </a:xfrm>
+                        <a:prstGeom prst="rect">
+                          <a:avLst/>
+                        </a:prstGeom>
+                        <a:noFill/>
+                        <a:ln>
+                          <a:solidFill>
+                            <a:srgbClr val="FF0000"/>
+                          </a:solidFill>
+                        </a:ln>
+                      </wps:spPr>
+                      <wps:style>
+                        <a:lnRef idx="2">
+                          <a:schemeClr val="accent1">
+                            <a:shade val="50000"/>
+                          </a:schemeClr>
+                        </a:lnRef>
+                        <a:fillRef idx="1">
+                          <a:schemeClr val="accent1"/>
+                        </a:fillRef>
+                        <a:effectRef idx="0">
+                          <a:schemeClr val="accent1"/>
+                        </a:effectRef>
+                        <a:fontRef idx="minor">
+                          <a:schemeClr val="lt1"/>
+                        </a:fontRef>
+                      </wps:style>
+                      <wps:bodyPr rot="0" spcFirstLastPara="0" vertOverflow="overflow" horzOverflow="overflow" vert="horz" wrap="square" lIns="91440" tIns="45720" rIns="91440" bIns="45720" numCol="1" spcCol="0" rtlCol="0" fromWordArt="0" anchor="ctr" anchorCtr="0" forceAA="0" compatLnSpc="1">
+                        <a:prstTxWarp prst="textNoShape">
+                          <a:avLst/>
+                        </a:prstTxWarp>
+                        <a:noAutofit/>
+                      </wps:bodyPr>
+                    </wps:wsp>
+                  </a:graphicData>
+                </a:graphic>
+              </wp:anchor>
+            </w:drawing>
+          </mc:Choice>
+          <mc:Fallback>
+            <w:pict>
+              <v:rect w14:anchorId="7BA5637D" id="Rectangle 18" o:spid="_x0000_s1026" style="position:absolute;margin-left:9.45pt;margin-top:208.5pt;width:500.1pt;height:47.05pt;z-index:251659264;visibility:visible;mso-wrap-style:square;mso-wrap-distance-left:9pt;mso-wrap-distance-top:0;mso-wrap-distance-right:9pt;mso-wrap-distance-bottom:0;mso-position-horizontal:absolute;mso-position-horizontal-relative:text;mso-position-vertical:absolute;mso-position-vertical-relative:text;v-text-anchor:middle" o:gfxdata="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" filled="f" strokecolor="red" strokeweight="1pt"/>
+            </w:pict>
+          </mc:Fallback>
+        </mc:AlternateContent>
+      </w:r>
+      <w:r>
+        <w:rPr>
+          <w:noProof/>
+        </w:rPr>
+        <w:drawing>
+          <wp:inline distT="0" distB="0" distL="0" distR="0" wp14:anchorId="14FA0C29" wp14:editId="6D389E55">
+            <wp:extent cx="6574436" cy="3207327"/>
+            <wp:effectExtent l="0" t="0" r="0" b="0"/>
+            <wp:docPr id="16" name="Picture 16"/>
+            <wp:cNvGraphicFramePr>
+              <a:graphicFrameLocks xmlns:a="http://schemas.openxmlformats.org/drawingml/2006/main" noChangeAspect="1"/>
+            </wp:cNvGraphicFramePr>
+            <a:graphic xmlns:a="http://schemas.openxmlformats.org/drawingml/2006/main">
+              <a:graphicData uri="http://schemas.openxmlformats.org/drawingml/2006/picture">
+                <pic:pic xmlns:pic="http://schemas.openxmlformats.org/drawingml/2006/picture">
+                  <pic:nvPicPr>
+                    <pic:cNvPr id="0" name="Picture 1"/>
+                    <pic:cNvPicPr>
+                      <a:picLocks noChangeAspect="1" noChangeArrowheads="1"/>
+                    </pic:cNvPicPr>
+                  </pic:nvPicPr>
+                  <pic:blipFill>
+                    <a:blip r:embed="rId22">
+                      <a:extLst>
+                        <a:ext uri="{28A0092B-C50C-407E-A947-70E740481C1C}">
+                          <a14:useLocalDpi xmlns:a14="http://schemas.microsoft.com/office/drawing/2010/main" val="0"/>
+                        </a:ext>
+                      </a:extLst>
+                    </a:blip>
+                    <a:srcRect/>
+                    <a:stretch>
+                      <a:fillRect/>
+                    </a:stretch>
+                  </pic:blipFill>
+                  <pic:spPr bwMode="auto">
+                    <a:xfrm>
+                      <a:off x="0" y="0"/>
+                      <a:ext cx="6591733" cy="3215766"/>
+                    </a:xfrm>
+                    <a:prstGeom prst="rect">
+                      <a:avLst/>
+                    </a:prstGeom>
+                    <a:noFill/>
+                    <a:ln>
+                      <a:noFill/>
+                    </a:ln>
+                  </pic:spPr>
+                </pic:pic>
+              </a:graphicData>
+            </a:graphic>
+          </wp:inline>
+        </w:drawing>
+      </w:r>
+    </w:p>
+    <w:p>
+      <w:pPr>
+        <w:rPr>
+          <w:b/>
+          <w:bCs/>
+          <w:sz w:val="28"/>
+          <w:szCs w:val="28"/>
+        </w:rPr>
+      </w:pPr>
+      <w:r>
+        <w:rPr>
+          <w:noProof/>
+        </w:rPr>
+        <mc:AlternateContent>
+          <mc:Choice Requires="wps">
+            <w:drawing>
+              <wp:anchor distT="0" distB="0" distL="114300" distR="114300" simplePos="0" relativeHeight="251660288" behindDoc="0" locked="0" layoutInCell="1" allowOverlap="1" wp14:anchorId="265343EA" wp14:editId="161CA3F1">
+                <wp:simplePos x="0" y="0"/>
+                <wp:positionH relativeFrom="column">
+                  <wp:posOffset>-42809</wp:posOffset>
+                </wp:positionH>
+                <wp:positionV relativeFrom="paragraph">
+                  <wp:posOffset>1540026</wp:posOffset>
+                </wp:positionV>
+                <wp:extent cx="6685984" cy="633742"/>
+                <wp:effectExtent l="0" t="0" r="19685" b="13970"/>
+                <wp:wrapNone/>
+                <wp:docPr id="19" name="Rectangle 19"/>
+                <wp:cNvGraphicFramePr/>
+                <a:graphic xmlns:a="http://schemas.openxmlformats.org/drawingml/2006/main">
+                  <a:graphicData uri="http://schemas.microsoft.com/office/word/2010/wordprocessingShape">
+                    <wps:wsp>
+                      <wps:cNvSpPr/>
+                      <wps:spPr>
+                        <a:xfrm>
+                          <a:off x="0" y="0"/>
+                          <a:ext cx="6685984" cy="633742"/>
+                        </a:xfrm>
+                        <a:prstGeom prst="rect">
+                          <a:avLst/>
+                        </a:prstGeom>
+                        <a:noFill/>
+                        <a:ln>
+                          <a:solidFill>
+                            <a:srgbClr val="FF0000"/>
+                          </a:solidFill>
+                        </a:ln>
+                      </wps:spPr>
+                      <wps:style>
+                        <a:lnRef idx="2">
+                          <a:schemeClr val="accent1">
+                            <a:shade val="50000"/>
+                          </a:schemeClr>
+                        </a:lnRef>
+                        <a:fillRef idx="1">
+                          <a:schemeClr val="accent1"/>
+                        </a:fillRef>
+                        <a:effectRef idx="0">
+                          <a:schemeClr val="accent1"/>
+                        </a:effectRef>
+                        <a:fontRef idx="minor">
+                          <a:schemeClr val="lt1"/>
+                        </a:fontRef>
+                      </wps:style>
+                      <wps:bodyPr rot="0" spcFirstLastPara="0" vertOverflow="overflow" horzOverflow="overflow" vert="horz" wrap="square" lIns="91440" tIns="45720" rIns="91440" bIns="45720" numCol="1" spcCol="0" rtlCol="0" fromWordArt="0" anchor="ctr" anchorCtr="0" forceAA="0" compatLnSpc="1">
+                        <a:prstTxWarp prst="textNoShape">
+                          <a:avLst/>
+                        </a:prstTxWarp>
+                        <a:noAutofit/>
+                      </wps:bodyPr>
+                    </wps:wsp>
+                  </a:graphicData>
+                </a:graphic>
+              </wp:anchor>
+            </w:drawing>
+          </mc:Choice>
+          <mc:Fallback>
+            <w:pict>
+              <v:rect w14:anchorId="69191551" id="Rectangle 19" o:spid="_x0000_s1026" style="position:absolute;margin-left:-3.35pt;margin-top:121.25pt;width:526.45pt;height:49.9pt;z-index:251660288;visibility:visible;mso-wrap-style:square;mso-wrap-distance-left:9pt;mso-wrap-distance-top:0;mso-wrap-distance-right:9pt;mso-wrap-distance-bottom:0;mso-position-horizontal:absolute;mso-position-horizontal-relative:text;mso-position-vertical:absolute;mso-position-vertical-relative:text;v-text-anchor:middle" o:gfxdata="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" filled="f" strokecolor="red" strokeweight="1pt"/>
+            </w:pict>
+          </mc:Fallback>
+        </mc:AlternateContent>
+      </w:r>
+      <w:r>
+        <w:rPr>
+          <w:noProof/>
+        </w:rPr>
+        <w:drawing>
+          <wp:inline distT="0" distB="0" distL="0" distR="0" wp14:anchorId="0AFC30F1" wp14:editId="62951D05">
+            <wp:extent cx="6754091" cy="2297336"/>
+            <wp:effectExtent l="0" t="0" r="0" b="8255"/>
+            <wp:docPr id="17" name="Picture 17"/>
+            <wp:cNvGraphicFramePr>
+              <a:graphicFrameLocks xmlns:a="http://schemas.openxmlformats.org/drawingml/2006/main" noChangeAspect="1"/>
+            </wp:cNvGraphicFramePr>
+            <a:graphic xmlns:a="http://schemas.openxmlformats.org/drawingml/2006/main">
+              <a:graphicData uri="http://schemas.openxmlformats.org/drawingml/2006/picture">
+                <pic:pic xmlns:pic="http://schemas.openxmlformats.org/drawingml/2006/picture">
+                  <pic:nvPicPr>
+                    <pic:cNvPr id="0" name="Picture 3"/>
+                    <pic:cNvPicPr>
+                      <a:picLocks noChangeAspect="1" noChangeArrowheads="1"/>
+                    </pic:cNvPicPr>
+                  </pic:nvPicPr>
+                  <pic:blipFill>
+                    <a:blip r:embed="rId23">
+                      <a:extLst>
+                        <a:ext uri="{28A0092B-C50C-407E-A947-70E740481C1C}">
+                          <a14:useLocalDpi xmlns:a14="http://schemas.microsoft.com/office/drawing/2010/main" val="0"/>
+                        </a:ext>
+                      </a:extLst>
+                    </a:blip>
+                    <a:srcRect/>
+                    <a:stretch>
+                      <a:fillRect/>
+                    </a:stretch>
+                  </pic:blipFill>
+                  <pic:spPr bwMode="auto">
+                    <a:xfrm>
+                      <a:off x="0" y="0"/>
+                      <a:ext cx="6779507" cy="2305981"/>
+                    </a:xfrm>
+                    <a:prstGeom prst="rect">
+                      <a:avLst/>
+                    </a:prstGeom>
+                    <a:noFill/>
+                    <a:ln>
+                      <a:noFill/>
+                    </a:ln>
+                  </pic:spPr>
+                </pic:pic>
+              </a:graphicData>
+            </a:graphic>
+          </wp:inline>
+        </w:drawing>
+      </w:r>
+    </w:p>
+    <w:p>
+      <w:hyperlink r:id="rId24" w:history="1">
+        <w:r>
+          <w:rPr>
+            <w:rStyle w:val="Hyperlink"/>
+          </w:rPr>
+          <w:t>https://support.huawei.com/enterprise/en/doc/EDOC1100278106/b27702df/understanding-wlan-security-policies</w:t>
+        </w:r>
+      </w:hyperlink>
+    </w:p>
+    <w:p>
+      <w:pPr>
+        <w:rPr>
+          <w:b/>
+          <w:bCs/>
+          <w:sz w:val="28"/>
+          <w:szCs w:val="28"/>
+        </w:rPr>
+      </w:pPr>
+    </w:p>
+    <w:p>
+      <w:pPr>
+        <w:rPr>
+          <w:b/>
+          <w:bCs/>
+          <w:sz w:val="28"/>
+          <w:szCs w:val="28"/>
+        </w:rPr>
+      </w:pPr>
+    </w:p>
     <w:sectPr>
-      <w:headerReference w:type="default" r:id="rId22"/>
+      <w:headerReference w:type="default" r:id="rId25"/>
       <w:pgSz w:w="11906" w:h="16838"/>
       <w:pgMar w:top="1440" w:right="707" w:bottom="1440" w:left="709" w:header="708" w:footer="708" w:gutter="0"/>
       <w:cols w:space="708"/>

--- a/Chapter_17_WAN_Technologies/Chapter_17_WAN_Technologies.docx
+++ b/Chapter_17_WAN_Technologies/Chapter_17_WAN_Technologies.docx
@@ -783,6 +783,118 @@
       </w:r>
     </w:p>
     <w:p>
+      <w:r>
+        <w:rPr>
+          <w:noProof/>
+        </w:rPr>
+        <w:drawing>
+          <wp:inline distT="0" distB="0" distL="0" distR="0" wp14:anchorId="7704589E" wp14:editId="25566C80">
+            <wp:extent cx="5781122" cy="5140271"/>
+            <wp:effectExtent l="0" t="0" r="0" b="3810"/>
+            <wp:docPr id="21" name="Picture 21"/>
+            <wp:cNvGraphicFramePr>
+              <a:graphicFrameLocks xmlns:a="http://schemas.openxmlformats.org/drawingml/2006/main" noChangeAspect="1"/>
+            </wp:cNvGraphicFramePr>
+            <a:graphic xmlns:a="http://schemas.openxmlformats.org/drawingml/2006/main">
+              <a:graphicData uri="http://schemas.openxmlformats.org/drawingml/2006/picture">
+                <pic:pic xmlns:pic="http://schemas.openxmlformats.org/drawingml/2006/picture">
+                  <pic:nvPicPr>
+                    <pic:cNvPr id="0" name="Picture 2"/>
+                    <pic:cNvPicPr>
+                      <a:picLocks noChangeAspect="1" noChangeArrowheads="1"/>
+                    </pic:cNvPicPr>
+                  </pic:nvPicPr>
+                  <pic:blipFill>
+                    <a:blip r:embed="rId17">
+                      <a:extLst>
+                        <a:ext uri="{28A0092B-C50C-407E-A947-70E740481C1C}">
+                          <a14:useLocalDpi xmlns:a14="http://schemas.microsoft.com/office/drawing/2010/main" val="0"/>
+                        </a:ext>
+                      </a:extLst>
+                    </a:blip>
+                    <a:srcRect/>
+                    <a:stretch>
+                      <a:fillRect/>
+                    </a:stretch>
+                  </pic:blipFill>
+                  <pic:spPr bwMode="auto">
+                    <a:xfrm>
+                      <a:off x="0" y="0"/>
+                      <a:ext cx="5797717" cy="5155027"/>
+                    </a:xfrm>
+                    <a:prstGeom prst="rect">
+                      <a:avLst/>
+                    </a:prstGeom>
+                    <a:noFill/>
+                    <a:ln>
+                      <a:noFill/>
+                    </a:ln>
+                  </pic:spPr>
+                </pic:pic>
+              </a:graphicData>
+            </a:graphic>
+          </wp:inline>
+        </w:drawing>
+      </w:r>
+    </w:p>
+    <w:p/>
+    <w:p>
+      <w:r>
+        <w:rPr>
+          <w:noProof/>
+        </w:rPr>
+        <w:lastRenderedPageBreak/>
+        <w:drawing>
+          <wp:inline distT="0" distB="0" distL="0" distR="0" wp14:anchorId="561C5656" wp14:editId="59E1A8CE">
+            <wp:extent cx="5722620" cy="5257800"/>
+            <wp:effectExtent l="0" t="0" r="0" b="0"/>
+            <wp:docPr id="20" name="Picture 20"/>
+            <wp:cNvGraphicFramePr>
+              <a:graphicFrameLocks xmlns:a="http://schemas.openxmlformats.org/drawingml/2006/main" noChangeAspect="1"/>
+            </wp:cNvGraphicFramePr>
+            <a:graphic xmlns:a="http://schemas.openxmlformats.org/drawingml/2006/main">
+              <a:graphicData uri="http://schemas.openxmlformats.org/drawingml/2006/picture">
+                <pic:pic xmlns:pic="http://schemas.openxmlformats.org/drawingml/2006/picture">
+                  <pic:nvPicPr>
+                    <pic:cNvPr id="0" name="Picture 1"/>
+                    <pic:cNvPicPr>
+                      <a:picLocks noChangeAspect="1" noChangeArrowheads="1"/>
+                    </pic:cNvPicPr>
+                  </pic:nvPicPr>
+                  <pic:blipFill>
+                    <a:blip r:embed="rId18">
+                      <a:extLst>
+                        <a:ext uri="{28A0092B-C50C-407E-A947-70E740481C1C}">
+                          <a14:useLocalDpi xmlns:a14="http://schemas.microsoft.com/office/drawing/2010/main" val="0"/>
+                        </a:ext>
+                      </a:extLst>
+                    </a:blip>
+                    <a:srcRect/>
+                    <a:stretch>
+                      <a:fillRect/>
+                    </a:stretch>
+                  </pic:blipFill>
+                  <pic:spPr bwMode="auto">
+                    <a:xfrm>
+                      <a:off x="0" y="0"/>
+                      <a:ext cx="5722620" cy="5257800"/>
+                    </a:xfrm>
+                    <a:prstGeom prst="rect">
+                      <a:avLst/>
+                    </a:prstGeom>
+                    <a:noFill/>
+                    <a:ln>
+                      <a:noFill/>
+                    </a:ln>
+                  </pic:spPr>
+                </pic:pic>
+              </a:graphicData>
+            </a:graphic>
+          </wp:inline>
+        </w:drawing>
+      </w:r>
+    </w:p>
+    <w:p>
       <w:pPr>
         <w:rPr>
           <w:b/>
@@ -828,6 +940,7 @@
         <w:rPr>
           <w:noProof/>
         </w:rPr>
+        <w:lastRenderedPageBreak/>
         <w:drawing>
           <wp:inline distT="0" distB="0" distL="0" distR="0" wp14:anchorId="53924EB3" wp14:editId="7BDD77CF">
             <wp:extent cx="6446298" cy="3760236"/>
@@ -846,7 +959,7 @@
                     </pic:cNvPicPr>
                   </pic:nvPicPr>
                   <pic:blipFill>
-                    <a:blip r:embed="rId17">
+                    <a:blip r:embed="rId19">
                       <a:extLst>
                         <a:ext uri="{28A0092B-C50C-407E-A947-70E740481C1C}">
                           <a14:useLocalDpi xmlns:a14="http://schemas.microsoft.com/office/drawing/2010/main" val="0"/>
@@ -966,15 +1079,15 @@
           <w:sz w:val="28"/>
           <w:szCs w:val="28"/>
         </w:rPr>
+        <w:t>How AP discover AC</w:t>
+      </w:r>
+    </w:p>
+    <w:p>
+      <w:r>
+        <w:rPr>
+          <w:noProof/>
+        </w:rPr>
         <w:lastRenderedPageBreak/>
-        <w:t>How AP discover AC</w:t>
-      </w:r>
-    </w:p>
-    <w:p>
-      <w:r>
-        <w:rPr>
-          <w:noProof/>
-        </w:rPr>
         <w:drawing>
           <wp:inline distT="0" distB="0" distL="0" distR="0" wp14:anchorId="14450C8C" wp14:editId="522D089C">
             <wp:extent cx="5355315" cy="4394579"/>
@@ -993,7 +1106,7 @@
                     </pic:cNvPicPr>
                   </pic:nvPicPr>
                   <pic:blipFill>
-                    <a:blip r:embed="rId18">
+                    <a:blip r:embed="rId20">
                       <a:extLst>
                         <a:ext uri="{28A0092B-C50C-407E-A947-70E740481C1C}">
                           <a14:useLocalDpi xmlns:a14="http://schemas.microsoft.com/office/drawing/2010/main" val="0"/>
@@ -1048,7 +1161,7 @@
                     </pic:cNvPicPr>
                   </pic:nvPicPr>
                   <pic:blipFill>
-                    <a:blip r:embed="rId19">
+                    <a:blip r:embed="rId21">
                       <a:extLst>
                         <a:ext uri="{28A0092B-C50C-407E-A947-70E740481C1C}">
                           <a14:useLocalDpi xmlns:a14="http://schemas.microsoft.com/office/drawing/2010/main" val="0"/>
@@ -1096,15 +1209,15 @@
           <w:sz w:val="28"/>
           <w:szCs w:val="28"/>
         </w:rPr>
+        <w:t xml:space="preserve">How STA scan for AP </w:t>
+      </w:r>
+    </w:p>
+    <w:p>
+      <w:r>
+        <w:rPr>
+          <w:noProof/>
+        </w:rPr>
         <w:lastRenderedPageBreak/>
-        <w:t xml:space="preserve">How STA scan for AP </w:t>
-      </w:r>
-    </w:p>
-    <w:p>
-      <w:r>
-        <w:rPr>
-          <w:noProof/>
-        </w:rPr>
         <w:drawing>
           <wp:inline distT="0" distB="0" distL="0" distR="0" wp14:anchorId="04D420A5" wp14:editId="2E3382BD">
             <wp:extent cx="5519955" cy="3712418"/>
@@ -1123,7 +1236,7 @@
                     </pic:cNvPicPr>
                   </pic:nvPicPr>
                   <pic:blipFill>
-                    <a:blip r:embed="rId20">
+                    <a:blip r:embed="rId22">
                       <a:extLst>
                         <a:ext uri="{28A0092B-C50C-407E-A947-70E740481C1C}">
                           <a14:useLocalDpi xmlns:a14="http://schemas.microsoft.com/office/drawing/2010/main" val="0"/>
@@ -1223,7 +1336,7 @@
                     </pic:cNvPicPr>
                   </pic:nvPicPr>
                   <pic:blipFill>
-                    <a:blip r:embed="rId21">
+                    <a:blip r:embed="rId23">
                       <a:extLst>
                         <a:ext uri="{28A0092B-C50C-407E-A947-70E740481C1C}">
                           <a14:useLocalDpi xmlns:a14="http://schemas.microsoft.com/office/drawing/2010/main" val="0"/>
@@ -1361,7 +1474,7 @@
                     </pic:cNvPicPr>
                   </pic:nvPicPr>
                   <pic:blipFill>
-                    <a:blip r:embed="rId22">
+                    <a:blip r:embed="rId24">
                       <a:extLst>
                         <a:ext uri="{28A0092B-C50C-407E-A947-70E740481C1C}">
                           <a14:useLocalDpi xmlns:a14="http://schemas.microsoft.com/office/drawing/2010/main" val="0"/>
@@ -1498,7 +1611,7 @@
                     </pic:cNvPicPr>
                   </pic:nvPicPr>
                   <pic:blipFill>
-                    <a:blip r:embed="rId23">
+                    <a:blip r:embed="rId25">
                       <a:extLst>
                         <a:ext uri="{28A0092B-C50C-407E-A947-70E740481C1C}">
                           <a14:useLocalDpi xmlns:a14="http://schemas.microsoft.com/office/drawing/2010/main" val="0"/>
@@ -1531,7 +1644,7 @@
       </w:r>
     </w:p>
     <w:p>
-      <w:hyperlink r:id="rId24" w:history="1">
+      <w:hyperlink r:id="rId26" w:history="1">
         <w:r>
           <w:rPr>
             <w:rStyle w:val="Hyperlink"/>
@@ -1561,7 +1674,7 @@
       </w:pPr>
     </w:p>
     <w:sectPr>
-      <w:headerReference w:type="default" r:id="rId25"/>
+      <w:headerReference w:type="default" r:id="rId27"/>
       <w:pgSz w:w="11906" w:h="16838"/>
       <w:pgMar w:top="1440" w:right="707" w:bottom="1440" w:left="709" w:header="708" w:footer="708" w:gutter="0"/>
       <w:cols w:space="708"/>
